--- a/report.docx
+++ b/report.docx
@@ -80,7 +80,7 @@
         </w:rPr>
         <w:t xml:space="preserve"> </w:t>
       </w:r>
-      <w:hyperlink r:id="rId5" w:history="1">
+      <w:hyperlink r:id="rId6" w:history="1">
         <w:r>
           <w:rPr>
             <w:rStyle w:val="Lienhypertexte"/>
@@ -103,7 +103,7 @@
         </w:rPr>
         <w:t xml:space="preserve">GITHUP: </w:t>
       </w:r>
-      <w:hyperlink r:id="rId6" w:history="1">
+      <w:hyperlink r:id="rId7" w:history="1">
         <w:r>
           <w:rPr>
             <w:rStyle w:val="Lienhypertexte"/>
@@ -186,13 +186,7 @@
         <w:rPr>
           <w:lang w:val="en-GB"/>
         </w:rPr>
-        <w:t xml:space="preserve"> </w:t>
-      </w:r>
-      <w:r>
-        <w:rPr>
-          <w:lang w:val="en-GB"/>
-        </w:rPr>
-        <w:t>This project serves as a digital resume and a demonstration of frontend architecture, version control, and cloud deployment</w:t>
+        <w:t xml:space="preserve"> This project serves as a digital resume and a demonstration of frontend architecture, version control, and cloud deployment</w:t>
       </w:r>
       <w:r>
         <w:rPr>
@@ -209,6 +203,9 @@
         </w:rPr>
       </w:pPr>
       <w:r>
+        <w:rPr>
+          <w:lang w:val="en-GB"/>
+        </w:rPr>
         <w:t xml:space="preserve"> </w:t>
       </w:r>
       <w:r>
@@ -245,26 +242,14 @@
         <w:rPr>
           <w:lang w:val="en-GB"/>
         </w:rPr>
-        <w:t>-</w:t>
-      </w:r>
-      <w:r>
-        <w:rPr>
-          <w:lang w:val="en-GB"/>
-        </w:rPr>
-        <w:t xml:space="preserve">CSS </w:t>
+        <w:t xml:space="preserve">-CSS </w:t>
       </w:r>
       <w:proofErr w:type="gramStart"/>
       <w:r>
         <w:rPr>
           <w:lang w:val="en-GB"/>
         </w:rPr>
-        <w:t>Flexbox</w:t>
-      </w:r>
-      <w:r>
-        <w:rPr>
-          <w:lang w:val="en-GB"/>
-        </w:rPr>
-        <w:t> :</w:t>
+        <w:t>Flexbox :</w:t>
       </w:r>
       <w:proofErr w:type="gramEnd"/>
       <w:r>
@@ -296,13 +281,7 @@
         <w:rPr>
           <w:lang w:val="en-GB"/>
         </w:rPr>
-        <w:t xml:space="preserve"> </w:t>
-      </w:r>
-      <w:r>
-        <w:rPr>
-          <w:lang w:val="en-GB"/>
-        </w:rPr>
-        <w:t xml:space="preserve"> </w:t>
+        <w:t xml:space="preserve">  </w:t>
       </w:r>
       <w:r>
         <w:rPr>
@@ -336,31 +315,400 @@
         <w:rPr>
           <w:b/>
           <w:bCs/>
+          <w:lang w:val="en-GB"/>
         </w:rPr>
       </w:pPr>
       <w:r>
         <w:rPr>
           <w:b/>
           <w:bCs/>
+          <w:lang w:val="en-GB"/>
         </w:rPr>
         <w:t xml:space="preserve">Challenges &amp; </w:t>
       </w:r>
-      <w:proofErr w:type="spellStart"/>
+      <w:proofErr w:type="gramStart"/>
       <w:r>
         <w:rPr>
           <w:b/>
           <w:bCs/>
-        </w:rPr>
-        <w:t>Resolutions</w:t>
+          <w:lang w:val="en-GB"/>
+        </w:rPr>
+        <w:t>Resolutions :</w:t>
+      </w:r>
+      <w:proofErr w:type="gramEnd"/>
+    </w:p>
+    <w:p>
+      <w:pPr>
+        <w:rPr>
+          <w:lang w:val="en-GB"/>
+        </w:rPr>
+      </w:pPr>
+      <w:r>
+        <w:rPr>
+          <w:lang w:val="en-GB"/>
+        </w:rPr>
+        <w:t xml:space="preserve">One of my </w:t>
+      </w:r>
+      <w:proofErr w:type="gramStart"/>
+      <w:r>
+        <w:rPr>
+          <w:lang w:val="en-GB"/>
+        </w:rPr>
+        <w:t>challeng</w:t>
+      </w:r>
+      <w:r>
+        <w:rPr>
+          <w:lang w:val="en-GB"/>
+        </w:rPr>
+        <w:t>e</w:t>
+      </w:r>
+      <w:proofErr w:type="gramEnd"/>
+      <w:r>
+        <w:rPr>
+          <w:lang w:val="en-GB"/>
+        </w:rPr>
+        <w:t xml:space="preserve"> was to deploy, I wanted to deploy using </w:t>
+      </w:r>
+      <w:proofErr w:type="spellStart"/>
+      <w:r>
+        <w:rPr>
+          <w:lang w:val="en-GB"/>
+        </w:rPr>
+        <w:t>github</w:t>
       </w:r>
       <w:proofErr w:type="spellEnd"/>
       <w:r>
+        <w:rPr>
+          <w:lang w:val="en-GB"/>
+        </w:rPr>
+        <w:t xml:space="preserve"> I could not the deployment looked </w:t>
+      </w:r>
+      <w:proofErr w:type="gramStart"/>
+      <w:r>
+        <w:rPr>
+          <w:lang w:val="en-GB"/>
+        </w:rPr>
+        <w:t>simple</w:t>
+      </w:r>
+      <w:proofErr w:type="gramEnd"/>
+      <w:r>
+        <w:rPr>
+          <w:lang w:val="en-GB"/>
+        </w:rPr>
+        <w:t xml:space="preserve"> and it was in few steps but after following all does </w:t>
+      </w:r>
+      <w:proofErr w:type="gramStart"/>
+      <w:r>
+        <w:rPr>
+          <w:lang w:val="en-GB"/>
+        </w:rPr>
+        <w:t>step</w:t>
+      </w:r>
+      <w:proofErr w:type="gramEnd"/>
+      <w:r>
+        <w:rPr>
+          <w:lang w:val="en-GB"/>
+        </w:rPr>
+        <w:t xml:space="preserve"> I had a link but when I send to people do could not view my portfolio and due to </w:t>
+      </w:r>
+      <w:proofErr w:type="gramStart"/>
+      <w:r>
+        <w:rPr>
+          <w:lang w:val="en-GB"/>
+        </w:rPr>
+        <w:t>time</w:t>
+      </w:r>
+      <w:proofErr w:type="gramEnd"/>
+      <w:r>
+        <w:rPr>
+          <w:lang w:val="en-GB"/>
+        </w:rPr>
+        <w:t xml:space="preserve"> I looked for </w:t>
+      </w:r>
+      <w:proofErr w:type="gramStart"/>
+      <w:r>
+        <w:rPr>
+          <w:lang w:val="en-GB"/>
+        </w:rPr>
+        <w:t>an other</w:t>
+      </w:r>
+      <w:proofErr w:type="gramEnd"/>
+      <w:r>
+        <w:rPr>
+          <w:lang w:val="en-GB"/>
+        </w:rPr>
+        <w:t xml:space="preserve"> way. My resolution I when to deploy my portfolio on </w:t>
+      </w:r>
+      <w:proofErr w:type="spellStart"/>
+      <w:r>
+        <w:rPr>
+          <w:lang w:val="en-GB"/>
+        </w:rPr>
+        <w:t>vercel</w:t>
+      </w:r>
+      <w:proofErr w:type="spellEnd"/>
+      <w:r>
+        <w:rPr>
+          <w:lang w:val="en-GB"/>
+        </w:rPr>
+        <w:t xml:space="preserve">, there I just created an account where I permit it to access my </w:t>
+      </w:r>
+      <w:proofErr w:type="spellStart"/>
+      <w:r>
+        <w:rPr>
+          <w:lang w:val="en-GB"/>
+        </w:rPr>
+        <w:t>github</w:t>
+      </w:r>
+      <w:proofErr w:type="spellEnd"/>
+      <w:r>
+        <w:rPr>
+          <w:lang w:val="en-GB"/>
+        </w:rPr>
+        <w:t xml:space="preserve"> from there now I just follow the steps one after the other until the link was generated.</w:t>
+      </w:r>
+    </w:p>
+    <w:p>
+      <w:pPr>
+        <w:rPr>
+          <w:lang w:val="en-GB"/>
+        </w:rPr>
+      </w:pPr>
+      <w:r>
+        <w:rPr>
+          <w:lang w:val="en-GB"/>
+        </w:rPr>
+        <w:t xml:space="preserve">One other challenge was </w:t>
+      </w:r>
+      <w:proofErr w:type="gramStart"/>
+      <w:r>
+        <w:rPr>
+          <w:lang w:val="en-GB"/>
+        </w:rPr>
+        <w:t>naming ,</w:t>
+      </w:r>
+      <w:proofErr w:type="gramEnd"/>
+      <w:r>
+        <w:rPr>
+          <w:lang w:val="en-GB"/>
+        </w:rPr>
+        <w:t xml:space="preserve"> what do I mean by naming what I realize is that in </w:t>
+      </w:r>
+      <w:proofErr w:type="spellStart"/>
+      <w:r>
+        <w:rPr>
+          <w:lang w:val="en-GB"/>
+        </w:rPr>
+        <w:t>css</w:t>
+      </w:r>
+      <w:proofErr w:type="spellEnd"/>
+      <w:r>
+        <w:rPr>
+          <w:lang w:val="en-GB"/>
+        </w:rPr>
+        <w:t xml:space="preserve"> and html naming is very </w:t>
+      </w:r>
+      <w:proofErr w:type="gramStart"/>
+      <w:r>
+        <w:rPr>
+          <w:lang w:val="en-GB"/>
+        </w:rPr>
+        <w:t>important ,</w:t>
+      </w:r>
+      <w:proofErr w:type="gramEnd"/>
+      <w:r>
+        <w:rPr>
+          <w:lang w:val="en-GB"/>
+        </w:rPr>
+        <w:t xml:space="preserve"> because when coding some of my </w:t>
+      </w:r>
+      <w:proofErr w:type="spellStart"/>
+      <w:r>
+        <w:rPr>
+          <w:lang w:val="en-GB"/>
+        </w:rPr>
+        <w:t>css</w:t>
+      </w:r>
+      <w:proofErr w:type="spellEnd"/>
+      <w:r>
+        <w:rPr>
+          <w:lang w:val="en-GB"/>
+        </w:rPr>
+        <w:t xml:space="preserve"> where not been apply on html and I did not understand why so when I was looking for </w:t>
+      </w:r>
+      <w:proofErr w:type="gramStart"/>
+      <w:r>
+        <w:rPr>
+          <w:lang w:val="en-GB"/>
+        </w:rPr>
+        <w:t>solution</w:t>
+      </w:r>
+      <w:proofErr w:type="gramEnd"/>
+      <w:r>
+        <w:rPr>
+          <w:lang w:val="en-GB"/>
+        </w:rPr>
+        <w:t xml:space="preserve"> I saw that my naming where not correct like they where not they </w:t>
+      </w:r>
+      <w:proofErr w:type="gramStart"/>
+      <w:r>
+        <w:rPr>
+          <w:lang w:val="en-GB"/>
+        </w:rPr>
+        <w:t>same .</w:t>
+      </w:r>
+      <w:proofErr w:type="gramEnd"/>
+      <w:r>
+        <w:rPr>
+          <w:lang w:val="en-GB"/>
+        </w:rPr>
+        <w:t xml:space="preserve"> My resolution was to pay attention on my naming.</w:t>
+      </w:r>
+    </w:p>
+    <w:p>
+      <w:pPr>
+        <w:rPr>
+          <w:lang w:val="en-GB"/>
+        </w:rPr>
+      </w:pPr>
+      <w:proofErr w:type="gramStart"/>
+      <w:r>
+        <w:rPr>
+          <w:lang w:val="en-GB"/>
+        </w:rPr>
+        <w:t>An other</w:t>
+      </w:r>
+      <w:proofErr w:type="gramEnd"/>
+      <w:r>
+        <w:rPr>
+          <w:lang w:val="en-GB"/>
+        </w:rPr>
+        <w:t xml:space="preserve"> problem that I had was with contact (to send emails</w:t>
+      </w:r>
+      <w:proofErr w:type="gramStart"/>
+      <w:r>
+        <w:rPr>
+          <w:lang w:val="en-GB"/>
+        </w:rPr>
+        <w:t>) ,</w:t>
+      </w:r>
+      <w:proofErr w:type="gramEnd"/>
+      <w:r>
+        <w:rPr>
+          <w:lang w:val="en-GB"/>
+        </w:rPr>
+        <w:t xml:space="preserve"> for this part I first used </w:t>
+      </w:r>
+      <w:proofErr w:type="spellStart"/>
+      <w:r>
+        <w:rPr>
+          <w:lang w:val="en-GB"/>
+        </w:rPr>
+        <w:t>emailjs</w:t>
+      </w:r>
+      <w:proofErr w:type="spellEnd"/>
+      <w:r>
+        <w:rPr>
+          <w:lang w:val="en-GB"/>
+        </w:rPr>
+        <w:t xml:space="preserve"> I created an account created a new templet but I could not steal send emails. </w:t>
+      </w:r>
+      <w:proofErr w:type="gramStart"/>
+      <w:r>
+        <w:rPr>
+          <w:lang w:val="en-GB"/>
+        </w:rPr>
+        <w:t>So</w:t>
+      </w:r>
+      <w:proofErr w:type="gramEnd"/>
+      <w:r>
+        <w:rPr>
+          <w:lang w:val="en-GB"/>
+        </w:rPr>
+        <w:t xml:space="preserve"> my resolution I did the email sending with </w:t>
+      </w:r>
+      <w:proofErr w:type="spellStart"/>
+      <w:r>
+        <w:rPr>
+          <w:lang w:val="en-GB"/>
+        </w:rPr>
+        <w:t>formspree</w:t>
+      </w:r>
+      <w:proofErr w:type="spellEnd"/>
+      <w:r>
+        <w:rPr>
+          <w:lang w:val="en-GB"/>
+        </w:rPr>
+        <w:t xml:space="preserve"> it was very simple.</w:t>
+      </w:r>
+    </w:p>
+    <w:p>
+      <w:pPr>
+        <w:rPr>
+          <w:lang w:val="en-GB"/>
+        </w:rPr>
+      </w:pPr>
+      <w:r>
+        <w:rPr>
+          <w:lang w:val="en-GB"/>
+        </w:rPr>
+        <w:t xml:space="preserve">I steel big problems with </w:t>
+      </w:r>
+      <w:proofErr w:type="spellStart"/>
+      <w:r>
+        <w:rPr>
+          <w:lang w:val="en-GB"/>
+        </w:rPr>
+        <w:t>javascrip</w:t>
+      </w:r>
+      <w:proofErr w:type="spellEnd"/>
+      <w:r>
+        <w:rPr>
+          <w:lang w:val="en-GB"/>
+        </w:rPr>
+        <w:t xml:space="preserve">. Resolution to watch class </w:t>
+      </w:r>
+      <w:proofErr w:type="spellStart"/>
+      <w:r>
+        <w:rPr>
+          <w:lang w:val="en-GB"/>
+        </w:rPr>
+        <w:t>omline</w:t>
+      </w:r>
+      <w:proofErr w:type="spellEnd"/>
+      <w:r>
+        <w:rPr>
+          <w:lang w:val="en-GB"/>
+        </w:rPr>
+        <w:t xml:space="preserve"> on it</w:t>
+      </w:r>
+    </w:p>
+    <w:p>
+      <w:pPr>
         <w:rPr>
           <w:b/>
           <w:bCs/>
-        </w:rPr>
-        <w:t> :</w:t>
-      </w:r>
+          <w:lang w:val="en-GB"/>
+        </w:rPr>
+      </w:pPr>
+      <w:r>
+        <w:rPr>
+          <w:b/>
+          <w:bCs/>
+          <w:lang w:val="en-GB"/>
+        </w:rPr>
+        <w:t xml:space="preserve">Screenshots &amp; </w:t>
+      </w:r>
+      <w:proofErr w:type="gramStart"/>
+      <w:r>
+        <w:rPr>
+          <w:b/>
+          <w:bCs/>
+          <w:lang w:val="en-GB"/>
+        </w:rPr>
+        <w:t>Evidence :</w:t>
+      </w:r>
+      <w:proofErr w:type="gramEnd"/>
     </w:p>
     <w:p>
       <w:pPr>
@@ -372,200 +720,16 @@
         <w:rPr>
           <w:lang w:val="en-GB"/>
         </w:rPr>
-        <w:t xml:space="preserve">For the deployment I wanted to deploy on </w:t>
-      </w:r>
-      <w:proofErr w:type="spellStart"/>
-      <w:r>
-        <w:rPr>
-          <w:lang w:val="en-GB"/>
-        </w:rPr>
-        <w:t>github</w:t>
-      </w:r>
-      <w:proofErr w:type="spellEnd"/>
-      <w:r>
-        <w:rPr>
-          <w:lang w:val="en-GB"/>
-        </w:rPr>
-        <w:t xml:space="preserve"> but I could </w:t>
+        <w:t xml:space="preserve">Desktop </w:t>
       </w:r>
       <w:proofErr w:type="gramStart"/>
       <w:r>
         <w:rPr>
           <w:lang w:val="en-GB"/>
         </w:rPr>
-        <w:t>not ,</w:t>
+        <w:t>View :</w:t>
       </w:r>
       <w:proofErr w:type="gramEnd"/>
-      <w:r>
-        <w:rPr>
-          <w:lang w:val="en-GB"/>
-        </w:rPr>
-        <w:t xml:space="preserve"> So I decided to deploy on </w:t>
-      </w:r>
-      <w:proofErr w:type="spellStart"/>
-      <w:r>
-        <w:rPr>
-          <w:lang w:val="en-GB"/>
-        </w:rPr>
-        <w:t>vercel</w:t>
-      </w:r>
-      <w:proofErr w:type="spellEnd"/>
-      <w:r>
-        <w:rPr>
-          <w:lang w:val="en-GB"/>
-        </w:rPr>
-        <w:t xml:space="preserve"> where I had no problem to deploy.</w:t>
-      </w:r>
-    </w:p>
-    <w:p>
-      <w:pPr>
-        <w:rPr>
-          <w:lang w:val="en-GB"/>
-        </w:rPr>
-      </w:pPr>
-      <w:r>
-        <w:rPr>
-          <w:lang w:val="en-GB"/>
-        </w:rPr>
-        <w:t xml:space="preserve">I had </w:t>
-      </w:r>
-      <w:proofErr w:type="spellStart"/>
-      <w:r>
-        <w:rPr>
-          <w:lang w:val="en-GB"/>
-        </w:rPr>
-        <w:t>smalle</w:t>
-      </w:r>
-      <w:proofErr w:type="spellEnd"/>
-      <w:r>
-        <w:rPr>
-          <w:lang w:val="en-GB"/>
-        </w:rPr>
-        <w:t xml:space="preserve"> problem with the naming of my code both in html and </w:t>
-      </w:r>
-      <w:proofErr w:type="spellStart"/>
-      <w:r>
-        <w:rPr>
-          <w:lang w:val="en-GB"/>
-        </w:rPr>
-        <w:t>css</w:t>
-      </w:r>
-      <w:proofErr w:type="spellEnd"/>
-      <w:r>
-        <w:rPr>
-          <w:lang w:val="en-GB"/>
-        </w:rPr>
-        <w:t xml:space="preserve">, when a dot is </w:t>
-      </w:r>
-      <w:proofErr w:type="gramStart"/>
-      <w:r>
-        <w:rPr>
-          <w:lang w:val="en-GB"/>
-        </w:rPr>
-        <w:t>add</w:t>
-      </w:r>
-      <w:proofErr w:type="gramEnd"/>
-      <w:r>
-        <w:rPr>
-          <w:lang w:val="en-GB"/>
-        </w:rPr>
-        <w:t xml:space="preserve"> in the html and not added in the </w:t>
-      </w:r>
-      <w:proofErr w:type="spellStart"/>
-      <w:r>
-        <w:rPr>
-          <w:lang w:val="en-GB"/>
-        </w:rPr>
-        <w:t>css</w:t>
-      </w:r>
-      <w:proofErr w:type="spellEnd"/>
-      <w:r>
-        <w:rPr>
-          <w:lang w:val="en-GB"/>
-        </w:rPr>
-        <w:t xml:space="preserve"> the </w:t>
-      </w:r>
-      <w:proofErr w:type="spellStart"/>
-      <w:r>
-        <w:rPr>
-          <w:lang w:val="en-GB"/>
-        </w:rPr>
-        <w:t>css</w:t>
-      </w:r>
-      <w:proofErr w:type="spellEnd"/>
-      <w:r>
-        <w:rPr>
-          <w:lang w:val="en-GB"/>
-        </w:rPr>
-        <w:t xml:space="preserve"> </w:t>
-      </w:r>
-      <w:proofErr w:type="gramStart"/>
-      <w:r>
-        <w:rPr>
-          <w:lang w:val="en-GB"/>
-        </w:rPr>
-        <w:t>breakdown .</w:t>
-      </w:r>
-      <w:proofErr w:type="gramEnd"/>
-      <w:r>
-        <w:rPr>
-          <w:lang w:val="en-GB"/>
-        </w:rPr>
-        <w:t xml:space="preserve"> </w:t>
-      </w:r>
-      <w:proofErr w:type="gramStart"/>
-      <w:r>
-        <w:rPr>
-          <w:lang w:val="en-GB"/>
-        </w:rPr>
-        <w:t>So</w:t>
-      </w:r>
-      <w:proofErr w:type="gramEnd"/>
-      <w:r>
-        <w:rPr>
-          <w:lang w:val="en-GB"/>
-        </w:rPr>
-        <w:t xml:space="preserve"> I need but all my codes with the same name.</w:t>
-      </w:r>
-    </w:p>
-    <w:p>
-      <w:pPr>
-        <w:rPr>
-          <w:b/>
-          <w:bCs/>
-        </w:rPr>
-      </w:pPr>
-      <w:proofErr w:type="spellStart"/>
-      <w:r>
-        <w:rPr>
-          <w:b/>
-          <w:bCs/>
-        </w:rPr>
-        <w:t>Screenshots</w:t>
-      </w:r>
-      <w:proofErr w:type="spellEnd"/>
-      <w:r>
-        <w:rPr>
-          <w:b/>
-          <w:bCs/>
-        </w:rPr>
-        <w:t xml:space="preserve"> &amp; Evidence</w:t>
-      </w:r>
-      <w:r>
-        <w:rPr>
-          <w:b/>
-          <w:bCs/>
-        </w:rPr>
-        <w:t> :</w:t>
-      </w:r>
-    </w:p>
-    <w:p>
-      <w:r>
-        <w:t>Desktop View</w:t>
-      </w:r>
-      <w:r>
-        <w:t> :</w:t>
-      </w:r>
     </w:p>
     <w:p>
       <w:pPr>
@@ -582,10 +746,11 @@
           <w:noProof/>
           <w:lang w:val="en-GB"/>
         </w:rPr>
+        <w:lastRenderedPageBreak/>
         <w:drawing>
-          <wp:inline distT="0" distB="0" distL="0" distR="0" wp14:anchorId="1433DDAD" wp14:editId="1B6A2C0B">
-            <wp:extent cx="4762500" cy="2550289"/>
-            <wp:effectExtent l="0" t="0" r="0" b="2540"/>
+          <wp:inline distT="0" distB="0" distL="0" distR="0" wp14:anchorId="1433DDAD" wp14:editId="6EB6CDF5">
+            <wp:extent cx="3482340" cy="1764748"/>
+            <wp:effectExtent l="0" t="0" r="3810" b="6985"/>
             <wp:docPr id="857134185" name="Image 1"/>
             <wp:cNvGraphicFramePr>
               <a:graphicFrameLocks xmlns:a="http://schemas.openxmlformats.org/drawingml/2006/main" noChangeAspect="1"/>
@@ -594,11 +759,11 @@
               <a:graphicData uri="http://schemas.openxmlformats.org/drawingml/2006/picture">
                 <pic:pic xmlns:pic="http://schemas.openxmlformats.org/drawingml/2006/picture">
                   <pic:nvPicPr>
-                    <pic:cNvPr id="857134185" name="Image 857134185"/>
+                    <pic:cNvPr id="857134185" name="Image 1"/>
                     <pic:cNvPicPr/>
                   </pic:nvPicPr>
                   <pic:blipFill>
-                    <a:blip r:embed="rId7" cstate="print">
+                    <a:blip r:embed="rId8" cstate="print">
                       <a:extLst>
                         <a:ext uri="{28A0092B-C50C-407E-A947-70E740481C1C}">
                           <a14:useLocalDpi xmlns:a14="http://schemas.microsoft.com/office/drawing/2010/main" val="0"/>
@@ -612,7 +777,7 @@
                   <pic:spPr>
                     <a:xfrm>
                       <a:off x="0" y="0"/>
-                      <a:ext cx="4766614" cy="2552492"/>
+                      <a:ext cx="3495491" cy="1771412"/>
                     </a:xfrm>
                     <a:prstGeom prst="rect">
                       <a:avLst/>
@@ -644,7 +809,6 @@
           <w:b/>
           <w:bCs/>
         </w:rPr>
-        <w:lastRenderedPageBreak/>
         <w:t>Mobile View</w:t>
       </w:r>
       <w:r>
@@ -661,9 +825,9 @@
           <w:noProof/>
         </w:rPr>
         <w:drawing>
-          <wp:inline distT="0" distB="0" distL="0" distR="0" wp14:anchorId="31418CEE" wp14:editId="18DE18CD">
-            <wp:extent cx="3139440" cy="4396740"/>
-            <wp:effectExtent l="0" t="0" r="3810" b="3810"/>
+          <wp:inline distT="0" distB="0" distL="0" distR="0" wp14:anchorId="31418CEE" wp14:editId="765D273A">
+            <wp:extent cx="2096593" cy="4396740"/>
+            <wp:effectExtent l="0" t="0" r="0" b="3810"/>
             <wp:docPr id="956386091" name="Image 2"/>
             <wp:cNvGraphicFramePr>
               <a:graphicFrameLocks xmlns:a="http://schemas.openxmlformats.org/drawingml/2006/main" noChangeAspect="1"/>
@@ -672,20 +836,19 @@
               <a:graphicData uri="http://schemas.openxmlformats.org/drawingml/2006/picture">
                 <pic:pic xmlns:pic="http://schemas.openxmlformats.org/drawingml/2006/picture">
                   <pic:nvPicPr>
-                    <pic:cNvPr id="0" name="Picture 2"/>
+                    <pic:cNvPr id="956386091" name="Image 2"/>
                     <pic:cNvPicPr>
                       <a:picLocks noChangeAspect="1" noChangeArrowheads="1"/>
                     </pic:cNvPicPr>
                   </pic:nvPicPr>
                   <pic:blipFill>
-                    <a:blip r:embed="rId8">
+                    <a:blip r:embed="rId9" cstate="print">
                       <a:extLst>
                         <a:ext uri="{28A0092B-C50C-407E-A947-70E740481C1C}">
                           <a14:useLocalDpi xmlns:a14="http://schemas.microsoft.com/office/drawing/2010/main" val="0"/>
                         </a:ext>
                       </a:extLst>
                     </a:blip>
-                    <a:srcRect/>
                     <a:stretch>
                       <a:fillRect/>
                     </a:stretch>
@@ -693,7 +856,7 @@
                   <pic:spPr bwMode="auto">
                     <a:xfrm>
                       <a:off x="0" y="0"/>
-                      <a:ext cx="3139440" cy="4396740"/>
+                      <a:ext cx="2096593" cy="4396740"/>
                     </a:xfrm>
                     <a:prstGeom prst="rect">
                       <a:avLst/>
@@ -1417,6 +1580,7 @@
   <w:style w:type="character" w:default="1" w:styleId="Policepardfaut">
     <w:name w:val="Default Paragraph Font"/>
     <w:uiPriority w:val="1"/>
+    <w:semiHidden/>
     <w:unhideWhenUsed/>
   </w:style>
   <w:style w:type="table" w:default="1" w:styleId="TableauNormal">
@@ -2049,4 +2213,16 @@
     </a:ext>
   </a:extLst>
 </a:theme>
+</file>
+
+<file path=customXml/item1.xml><?xml version="1.0" encoding="utf-8"?>
+<b:Sources xmlns:b="http://schemas.openxmlformats.org/officeDocument/2006/bibliography" xmlns="http://schemas.openxmlformats.org/officeDocument/2006/bibliography" SelectedStyle="\APASixthEditionOfficeOnline.xsl" StyleName="APA" Version="6"/>
+</file>
+
+<file path=customXml/itemProps1.xml><?xml version="1.0" encoding="utf-8"?>
+<ds:datastoreItem xmlns:ds="http://schemas.openxmlformats.org/officeDocument/2006/customXml" ds:itemID="{BF2ECB4A-8387-4087-B106-E1BD4F767092}">
+  <ds:schemaRefs>
+    <ds:schemaRef ds:uri="http://schemas.openxmlformats.org/officeDocument/2006/bibliography"/>
+  </ds:schemaRefs>
+</ds:datastoreItem>
 </file>